--- a/reports/ScanOps_졸업과제보고서_v5.docx
+++ b/reports/ScanOps_졸업과제보고서_v5.docx
@@ -324,7 +324,7 @@
           <w:b w:val="0"/>
           <w:sz w:val="22"/>
         </w:rPr>
-        <w:t>Claude·GPT·Grok 등 프런티어 LLM은 학습 데이터 컷오프가 있어 그 이후 공개된 취약점을 '암기'할 수 없다. 반면 NVD는 매시간·매주 신규 CVE를 공개한다. 학습 컷오프 이후 공개된 신규 CVE로 테스트하면 모델의 암기력이 아닌 일반화·근거 기반 탐지력을 검증할 수 있다. ScanOps는 NVD를 RAG로 실시간 참조하므로 신규 CVE에 강하다. 본 벤치마크의 양성 50케이스는 전부 2026년 5~6월 NVD 신규 공개 CVE 패턴에서 도출했다(NVD API 수집: 2026-04-30~06-09, 총 9,134건 중 CWE 보유 8,216건).</w:t>
+        <w:t>Claude·GPT·Grok 등 프런티어 LLM은 학습 데이터 컷오프가 있어 그 이후 공개된 취약점을 '암기'할 수 없다. 반면 NVD는 매시간·매주 신규 CVE를 공개한다. 학습 컷오프 이후 공개된 신규 CVE로 테스트하면 모델의 암기력이 아닌 일반화·근거 기반 탐지력을 검증할 수 있다. ScanOps는 NVD를 RAG로 실시간 참조하므로 신규 CVE에 강하다. 본 벤치마크의 양성 50케이스는 대부분(46/50) 2026년 5~6월 NVD 신규 공개 CVE 패턴에서 도출했다(NVD API 수집: 2026-04-30~06-09, 총 9,134건 중 CWE 보유 8,216건). 나머지 4건은 동일 CWE 계열의 2026년 신규 사례가 부족해 근접 시점 CVE(2023~2025)로 보강했다.</w:t>
       </w:r>
     </w:p>
     <w:p>
